--- a/clients/rspmd/crowdstrike/monthly/2026-04/RSPMD-CrowdStrike-Activity-2026-04.docx
+++ b/clients/rspmd/crowdstrike/monthly/2026-04/RSPMD-CrowdStrike-Activity-2026-04.docx
@@ -95,7 +95,7 @@
       <w:tr>
         <w:tc>
           <w:tcPr>
-            <w:tcW w:type="dxa" w:w="3744"/>
+            <w:tcW w:type="dxa" w:w="3528"/>
             <w:tcBorders>
               <w:top w:val="nil"/>
               <w:left w:val="nil"/>
@@ -133,7 +133,7 @@
         </w:tc>
         <w:tc>
           <w:tcPr>
-            <w:tcW w:type="dxa" w:w="3744"/>
+            <w:tcW w:type="dxa" w:w="3528"/>
             <w:tcBorders>
               <w:top w:val="nil"/>
               <w:left w:val="nil"/>
@@ -1773,7 +1773,7 @@
         </w:tc>
         <w:tc>
           <w:tcPr>
-            <w:tcW w:type="dxa" w:w="2592"/>
+            <w:tcW w:type="dxa" w:w="2448"/>
             <w:shd w:val="clear" w:color="auto" w:fill="006DB6"/>
             <w:tcBorders>
               <w:top w:val="single" w:sz="4" w:color="E9ECEF"/>
@@ -1800,7 +1800,7 @@
         </w:tc>
         <w:tc>
           <w:tcPr>
-            <w:tcW w:type="dxa" w:w="1872"/>
+            <w:tcW w:type="dxa" w:w="1728"/>
             <w:shd w:val="clear" w:color="auto" w:fill="006DB6"/>
             <w:tcBorders>
               <w:top w:val="single" w:sz="4" w:color="E9ECEF"/>
@@ -1827,7 +1827,7 @@
         </w:tc>
         <w:tc>
           <w:tcPr>
-            <w:tcW w:type="dxa" w:w="1872"/>
+            <w:tcW w:type="dxa" w:w="1728"/>
             <w:shd w:val="clear" w:color="auto" w:fill="006DB6"/>
             <w:tcBorders>
               <w:top w:val="single" w:sz="4" w:color="E9ECEF"/>
@@ -1903,7 +1903,7 @@
                 <w:color w:val="59595B"/>
                 <w:sz w:val="19"/>
               </w:rPr>
-              <w:t>2026-04-25</w:t>
+              <w:t>—</w:t>
             </w:r>
           </w:p>
         </w:tc>
@@ -1935,7 +1935,7 @@
         </w:tc>
         <w:tc>
           <w:tcPr>
-            <w:tcW w:type="dxa" w:w="2592"/>
+            <w:tcW w:type="dxa" w:w="2448"/>
             <w:tcBorders>
               <w:top w:val="single" w:sz="4" w:color="E9ECEF"/>
               <w:left w:val="single" w:sz="4" w:color="E9ECEF"/>
@@ -1961,7 +1961,7 @@
         </w:tc>
         <w:tc>
           <w:tcPr>
-            <w:tcW w:type="dxa" w:w="1872"/>
+            <w:tcW w:type="dxa" w:w="1728"/>
             <w:tcBorders>
               <w:top w:val="single" w:sz="4" w:color="E9ECEF"/>
               <w:left w:val="single" w:sz="4" w:color="E9ECEF"/>
@@ -1987,7 +1987,7 @@
         </w:tc>
         <w:tc>
           <w:tcPr>
-            <w:tcW w:type="dxa" w:w="1872"/>
+            <w:tcW w:type="dxa" w:w="1728"/>
             <w:tcBorders>
               <w:top w:val="single" w:sz="4" w:color="E9ECEF"/>
               <w:left w:val="single" w:sz="4" w:color="E9ECEF"/>
@@ -2062,7 +2062,7 @@
                 <w:color w:val="59595B"/>
                 <w:sz w:val="19"/>
               </w:rPr>
-              <w:t>2026-04-20</w:t>
+              <w:t>—</w:t>
             </w:r>
           </w:p>
         </w:tc>
@@ -2095,7 +2095,7 @@
         </w:tc>
         <w:tc>
           <w:tcPr>
-            <w:tcW w:type="dxa" w:w="2592"/>
+            <w:tcW w:type="dxa" w:w="2448"/>
             <w:shd w:val="clear" w:color="auto" w:fill="F8F9FA"/>
             <w:tcBorders>
               <w:top w:val="single" w:sz="4" w:color="E9ECEF"/>
@@ -2122,7 +2122,7 @@
         </w:tc>
         <w:tc>
           <w:tcPr>
-            <w:tcW w:type="dxa" w:w="1872"/>
+            <w:tcW w:type="dxa" w:w="1728"/>
             <w:shd w:val="clear" w:color="auto" w:fill="F8F9FA"/>
             <w:tcBorders>
               <w:top w:val="single" w:sz="4" w:color="E9ECEF"/>
@@ -2149,7 +2149,7 @@
         </w:tc>
         <w:tc>
           <w:tcPr>
-            <w:tcW w:type="dxa" w:w="1872"/>
+            <w:tcW w:type="dxa" w:w="1728"/>
             <w:shd w:val="clear" w:color="auto" w:fill="F8F9FA"/>
             <w:tcBorders>
               <w:top w:val="single" w:sz="4" w:color="E9ECEF"/>
@@ -2225,7 +2225,7 @@
                 <w:color w:val="59595B"/>
                 <w:sz w:val="19"/>
               </w:rPr>
-              <w:t>2026-04-20</w:t>
+              <w:t>—</w:t>
             </w:r>
           </w:p>
         </w:tc>
@@ -2257,7 +2257,7 @@
         </w:tc>
         <w:tc>
           <w:tcPr>
-            <w:tcW w:type="dxa" w:w="2592"/>
+            <w:tcW w:type="dxa" w:w="2448"/>
             <w:tcBorders>
               <w:top w:val="single" w:sz="4" w:color="E9ECEF"/>
               <w:left w:val="single" w:sz="4" w:color="E9ECEF"/>
@@ -2283,7 +2283,7 @@
         </w:tc>
         <w:tc>
           <w:tcPr>
-            <w:tcW w:type="dxa" w:w="1872"/>
+            <w:tcW w:type="dxa" w:w="1728"/>
             <w:tcBorders>
               <w:top w:val="single" w:sz="4" w:color="E9ECEF"/>
               <w:left w:val="single" w:sz="4" w:color="E9ECEF"/>
@@ -2309,7 +2309,7 @@
         </w:tc>
         <w:tc>
           <w:tcPr>
-            <w:tcW w:type="dxa" w:w="1872"/>
+            <w:tcW w:type="dxa" w:w="1728"/>
             <w:tcBorders>
               <w:top w:val="single" w:sz="4" w:color="E9ECEF"/>
               <w:left w:val="single" w:sz="4" w:color="E9ECEF"/>
@@ -2384,7 +2384,7 @@
                 <w:color w:val="59595B"/>
                 <w:sz w:val="19"/>
               </w:rPr>
-              <w:t>2026-04-25</w:t>
+              <w:t>—</w:t>
             </w:r>
           </w:p>
         </w:tc>
@@ -2417,7 +2417,7 @@
         </w:tc>
         <w:tc>
           <w:tcPr>
-            <w:tcW w:type="dxa" w:w="2592"/>
+            <w:tcW w:type="dxa" w:w="2448"/>
             <w:shd w:val="clear" w:color="auto" w:fill="F8F9FA"/>
             <w:tcBorders>
               <w:top w:val="single" w:sz="4" w:color="E9ECEF"/>
@@ -2444,7 +2444,7 @@
         </w:tc>
         <w:tc>
           <w:tcPr>
-            <w:tcW w:type="dxa" w:w="1872"/>
+            <w:tcW w:type="dxa" w:w="1728"/>
             <w:shd w:val="clear" w:color="auto" w:fill="F8F9FA"/>
             <w:tcBorders>
               <w:top w:val="single" w:sz="4" w:color="E9ECEF"/>
@@ -2471,7 +2471,7 @@
         </w:tc>
         <w:tc>
           <w:tcPr>
-            <w:tcW w:type="dxa" w:w="1872"/>
+            <w:tcW w:type="dxa" w:w="1728"/>
             <w:shd w:val="clear" w:color="auto" w:fill="F8F9FA"/>
             <w:tcBorders>
               <w:top w:val="single" w:sz="4" w:color="E9ECEF"/>
@@ -2547,7 +2547,7 @@
                 <w:color w:val="59595B"/>
                 <w:sz w:val="19"/>
               </w:rPr>
-              <w:t>2026-04-20</w:t>
+              <w:t>—</w:t>
             </w:r>
           </w:p>
         </w:tc>
@@ -2579,7 +2579,7 @@
         </w:tc>
         <w:tc>
           <w:tcPr>
-            <w:tcW w:type="dxa" w:w="2592"/>
+            <w:tcW w:type="dxa" w:w="2448"/>
             <w:tcBorders>
               <w:top w:val="single" w:sz="4" w:color="E9ECEF"/>
               <w:left w:val="single" w:sz="4" w:color="E9ECEF"/>
@@ -2605,7 +2605,7 @@
         </w:tc>
         <w:tc>
           <w:tcPr>
-            <w:tcW w:type="dxa" w:w="1872"/>
+            <w:tcW w:type="dxa" w:w="1728"/>
             <w:tcBorders>
               <w:top w:val="single" w:sz="4" w:color="E9ECEF"/>
               <w:left w:val="single" w:sz="4" w:color="E9ECEF"/>
@@ -2631,7 +2631,7 @@
         </w:tc>
         <w:tc>
           <w:tcPr>
-            <w:tcW w:type="dxa" w:w="1872"/>
+            <w:tcW w:type="dxa" w:w="1728"/>
             <w:tcBorders>
               <w:top w:val="single" w:sz="4" w:color="E9ECEF"/>
               <w:left w:val="single" w:sz="4" w:color="E9ECEF"/>
@@ -2706,7 +2706,7 @@
                 <w:color w:val="59595B"/>
                 <w:sz w:val="19"/>
               </w:rPr>
-              <w:t>2026-04-20</w:t>
+              <w:t>—</w:t>
             </w:r>
           </w:p>
         </w:tc>
@@ -2739,7 +2739,7 @@
         </w:tc>
         <w:tc>
           <w:tcPr>
-            <w:tcW w:type="dxa" w:w="2592"/>
+            <w:tcW w:type="dxa" w:w="2448"/>
             <w:shd w:val="clear" w:color="auto" w:fill="F8F9FA"/>
             <w:tcBorders>
               <w:top w:val="single" w:sz="4" w:color="E9ECEF"/>
@@ -2766,7 +2766,7 @@
         </w:tc>
         <w:tc>
           <w:tcPr>
-            <w:tcW w:type="dxa" w:w="1872"/>
+            <w:tcW w:type="dxa" w:w="1728"/>
             <w:shd w:val="clear" w:color="auto" w:fill="F8F9FA"/>
             <w:tcBorders>
               <w:top w:val="single" w:sz="4" w:color="E9ECEF"/>
@@ -2793,7 +2793,7 @@
         </w:tc>
         <w:tc>
           <w:tcPr>
-            <w:tcW w:type="dxa" w:w="1872"/>
+            <w:tcW w:type="dxa" w:w="1728"/>
             <w:shd w:val="clear" w:color="auto" w:fill="F8F9FA"/>
             <w:tcBorders>
               <w:top w:val="single" w:sz="4" w:color="E9ECEF"/>
@@ -2869,7 +2869,7 @@
                 <w:color w:val="59595B"/>
                 <w:sz w:val="19"/>
               </w:rPr>
-              <w:t>2026-04-25</w:t>
+              <w:t>—</w:t>
             </w:r>
           </w:p>
         </w:tc>
@@ -2901,7 +2901,7 @@
         </w:tc>
         <w:tc>
           <w:tcPr>
-            <w:tcW w:type="dxa" w:w="2592"/>
+            <w:tcW w:type="dxa" w:w="2448"/>
             <w:tcBorders>
               <w:top w:val="single" w:sz="4" w:color="E9ECEF"/>
               <w:left w:val="single" w:sz="4" w:color="E9ECEF"/>
@@ -2927,7 +2927,7 @@
         </w:tc>
         <w:tc>
           <w:tcPr>
-            <w:tcW w:type="dxa" w:w="1872"/>
+            <w:tcW w:type="dxa" w:w="1728"/>
             <w:tcBorders>
               <w:top w:val="single" w:sz="4" w:color="E9ECEF"/>
               <w:left w:val="single" w:sz="4" w:color="E9ECEF"/>
@@ -2953,7 +2953,7 @@
         </w:tc>
         <w:tc>
           <w:tcPr>
-            <w:tcW w:type="dxa" w:w="1872"/>
+            <w:tcW w:type="dxa" w:w="1728"/>
             <w:tcBorders>
               <w:top w:val="single" w:sz="4" w:color="E9ECEF"/>
               <w:left w:val="single" w:sz="4" w:color="E9ECEF"/>
@@ -3028,7 +3028,7 @@
                 <w:color w:val="59595B"/>
                 <w:sz w:val="19"/>
               </w:rPr>
-              <w:t>2026-04-20</w:t>
+              <w:t>—</w:t>
             </w:r>
           </w:p>
         </w:tc>
@@ -3061,7 +3061,7 @@
         </w:tc>
         <w:tc>
           <w:tcPr>
-            <w:tcW w:type="dxa" w:w="2592"/>
+            <w:tcW w:type="dxa" w:w="2448"/>
             <w:shd w:val="clear" w:color="auto" w:fill="F8F9FA"/>
             <w:tcBorders>
               <w:top w:val="single" w:sz="4" w:color="E9ECEF"/>
@@ -3088,7 +3088,7 @@
         </w:tc>
         <w:tc>
           <w:tcPr>
-            <w:tcW w:type="dxa" w:w="1872"/>
+            <w:tcW w:type="dxa" w:w="1728"/>
             <w:shd w:val="clear" w:color="auto" w:fill="F8F9FA"/>
             <w:tcBorders>
               <w:top w:val="single" w:sz="4" w:color="E9ECEF"/>
@@ -3115,7 +3115,7 @@
         </w:tc>
         <w:tc>
           <w:tcPr>
-            <w:tcW w:type="dxa" w:w="1872"/>
+            <w:tcW w:type="dxa" w:w="1728"/>
             <w:shd w:val="clear" w:color="auto" w:fill="F8F9FA"/>
             <w:tcBorders>
               <w:top w:val="single" w:sz="4" w:color="E9ECEF"/>
@@ -3191,7 +3191,7 @@
                 <w:color w:val="59595B"/>
                 <w:sz w:val="19"/>
               </w:rPr>
-              <w:t>2026-04-20</w:t>
+              <w:t>—</w:t>
             </w:r>
           </w:p>
         </w:tc>
@@ -3223,7 +3223,7 @@
         </w:tc>
         <w:tc>
           <w:tcPr>
-            <w:tcW w:type="dxa" w:w="2592"/>
+            <w:tcW w:type="dxa" w:w="2448"/>
             <w:tcBorders>
               <w:top w:val="single" w:sz="4" w:color="E9ECEF"/>
               <w:left w:val="single" w:sz="4" w:color="E9ECEF"/>
@@ -3249,7 +3249,7 @@
         </w:tc>
         <w:tc>
           <w:tcPr>
-            <w:tcW w:type="dxa" w:w="1872"/>
+            <w:tcW w:type="dxa" w:w="1728"/>
             <w:tcBorders>
               <w:top w:val="single" w:sz="4" w:color="E9ECEF"/>
               <w:left w:val="single" w:sz="4" w:color="E9ECEF"/>
@@ -3275,7 +3275,7 @@
         </w:tc>
         <w:tc>
           <w:tcPr>
-            <w:tcW w:type="dxa" w:w="1872"/>
+            <w:tcW w:type="dxa" w:w="1728"/>
             <w:tcBorders>
               <w:top w:val="single" w:sz="4" w:color="E9ECEF"/>
               <w:left w:val="single" w:sz="4" w:color="E9ECEF"/>
@@ -3350,7 +3350,7 @@
                 <w:color w:val="59595B"/>
                 <w:sz w:val="19"/>
               </w:rPr>
-              <w:t>2026-04-20</w:t>
+              <w:t>—</w:t>
             </w:r>
           </w:p>
         </w:tc>
@@ -3383,7 +3383,7 @@
         </w:tc>
         <w:tc>
           <w:tcPr>
-            <w:tcW w:type="dxa" w:w="2592"/>
+            <w:tcW w:type="dxa" w:w="2448"/>
             <w:shd w:val="clear" w:color="auto" w:fill="F8F9FA"/>
             <w:tcBorders>
               <w:top w:val="single" w:sz="4" w:color="E9ECEF"/>
@@ -3410,7 +3410,7 @@
         </w:tc>
         <w:tc>
           <w:tcPr>
-            <w:tcW w:type="dxa" w:w="1872"/>
+            <w:tcW w:type="dxa" w:w="1728"/>
             <w:shd w:val="clear" w:color="auto" w:fill="F8F9FA"/>
             <w:tcBorders>
               <w:top w:val="single" w:sz="4" w:color="E9ECEF"/>
@@ -3437,7 +3437,7 @@
         </w:tc>
         <w:tc>
           <w:tcPr>
-            <w:tcW w:type="dxa" w:w="1872"/>
+            <w:tcW w:type="dxa" w:w="1728"/>
             <w:shd w:val="clear" w:color="auto" w:fill="F8F9FA"/>
             <w:tcBorders>
               <w:top w:val="single" w:sz="4" w:color="E9ECEF"/>
@@ -3513,7 +3513,7 @@
                 <w:color w:val="59595B"/>
                 <w:sz w:val="19"/>
               </w:rPr>
-              <w:t>2026-04-25</w:t>
+              <w:t>—</w:t>
             </w:r>
           </w:p>
         </w:tc>
@@ -3545,7 +3545,7 @@
         </w:tc>
         <w:tc>
           <w:tcPr>
-            <w:tcW w:type="dxa" w:w="2592"/>
+            <w:tcW w:type="dxa" w:w="2448"/>
             <w:tcBorders>
               <w:top w:val="single" w:sz="4" w:color="E9ECEF"/>
               <w:left w:val="single" w:sz="4" w:color="E9ECEF"/>
@@ -3571,7 +3571,7 @@
         </w:tc>
         <w:tc>
           <w:tcPr>
-            <w:tcW w:type="dxa" w:w="1872"/>
+            <w:tcW w:type="dxa" w:w="1728"/>
             <w:tcBorders>
               <w:top w:val="single" w:sz="4" w:color="E9ECEF"/>
               <w:left w:val="single" w:sz="4" w:color="E9ECEF"/>
@@ -3597,7 +3597,7 @@
         </w:tc>
         <w:tc>
           <w:tcPr>
-            <w:tcW w:type="dxa" w:w="1872"/>
+            <w:tcW w:type="dxa" w:w="1728"/>
             <w:tcBorders>
               <w:top w:val="single" w:sz="4" w:color="E9ECEF"/>
               <w:left w:val="single" w:sz="4" w:color="E9ECEF"/>
@@ -3672,7 +3672,7 @@
                 <w:color w:val="59595B"/>
                 <w:sz w:val="19"/>
               </w:rPr>
-              <w:t>2026-04-20</w:t>
+              <w:t>—</w:t>
             </w:r>
           </w:p>
         </w:tc>
@@ -3705,7 +3705,7 @@
         </w:tc>
         <w:tc>
           <w:tcPr>
-            <w:tcW w:type="dxa" w:w="2592"/>
+            <w:tcW w:type="dxa" w:w="2448"/>
             <w:shd w:val="clear" w:color="auto" w:fill="F8F9FA"/>
             <w:tcBorders>
               <w:top w:val="single" w:sz="4" w:color="E9ECEF"/>
@@ -3732,7 +3732,7 @@
         </w:tc>
         <w:tc>
           <w:tcPr>
-            <w:tcW w:type="dxa" w:w="1872"/>
+            <w:tcW w:type="dxa" w:w="1728"/>
             <w:shd w:val="clear" w:color="auto" w:fill="F8F9FA"/>
             <w:tcBorders>
               <w:top w:val="single" w:sz="4" w:color="E9ECEF"/>
@@ -3759,7 +3759,7 @@
         </w:tc>
         <w:tc>
           <w:tcPr>
-            <w:tcW w:type="dxa" w:w="1872"/>
+            <w:tcW w:type="dxa" w:w="1728"/>
             <w:shd w:val="clear" w:color="auto" w:fill="F8F9FA"/>
             <w:tcBorders>
               <w:top w:val="single" w:sz="4" w:color="E9ECEF"/>
@@ -3835,7 +3835,7 @@
                 <w:color w:val="59595B"/>
                 <w:sz w:val="19"/>
               </w:rPr>
-              <w:t>2026-04-20</w:t>
+              <w:t>—</w:t>
             </w:r>
           </w:p>
         </w:tc>
@@ -3867,7 +3867,7 @@
         </w:tc>
         <w:tc>
           <w:tcPr>
-            <w:tcW w:type="dxa" w:w="2592"/>
+            <w:tcW w:type="dxa" w:w="2448"/>
             <w:tcBorders>
               <w:top w:val="single" w:sz="4" w:color="E9ECEF"/>
               <w:left w:val="single" w:sz="4" w:color="E9ECEF"/>
@@ -3893,7 +3893,7 @@
         </w:tc>
         <w:tc>
           <w:tcPr>
-            <w:tcW w:type="dxa" w:w="1872"/>
+            <w:tcW w:type="dxa" w:w="1728"/>
             <w:tcBorders>
               <w:top w:val="single" w:sz="4" w:color="E9ECEF"/>
               <w:left w:val="single" w:sz="4" w:color="E9ECEF"/>
@@ -3919,7 +3919,7 @@
         </w:tc>
         <w:tc>
           <w:tcPr>
-            <w:tcW w:type="dxa" w:w="1872"/>
+            <w:tcW w:type="dxa" w:w="1728"/>
             <w:tcBorders>
               <w:top w:val="single" w:sz="4" w:color="E9ECEF"/>
               <w:left w:val="single" w:sz="4" w:color="E9ECEF"/>
@@ -3994,7 +3994,7 @@
                 <w:color w:val="59595B"/>
                 <w:sz w:val="19"/>
               </w:rPr>
-              <w:t>2026-04-14</w:t>
+              <w:t>—</w:t>
             </w:r>
           </w:p>
         </w:tc>
@@ -4027,7 +4027,7 @@
         </w:tc>
         <w:tc>
           <w:tcPr>
-            <w:tcW w:type="dxa" w:w="2592"/>
+            <w:tcW w:type="dxa" w:w="2448"/>
             <w:shd w:val="clear" w:color="auto" w:fill="F8F9FA"/>
             <w:tcBorders>
               <w:top w:val="single" w:sz="4" w:color="E9ECEF"/>
@@ -4054,7 +4054,7 @@
         </w:tc>
         <w:tc>
           <w:tcPr>
-            <w:tcW w:type="dxa" w:w="1872"/>
+            <w:tcW w:type="dxa" w:w="1728"/>
             <w:shd w:val="clear" w:color="auto" w:fill="F8F9FA"/>
             <w:tcBorders>
               <w:top w:val="single" w:sz="4" w:color="E9ECEF"/>
@@ -4081,7 +4081,7 @@
         </w:tc>
         <w:tc>
           <w:tcPr>
-            <w:tcW w:type="dxa" w:w="1872"/>
+            <w:tcW w:type="dxa" w:w="1728"/>
             <w:shd w:val="clear" w:color="auto" w:fill="F8F9FA"/>
             <w:tcBorders>
               <w:top w:val="single" w:sz="4" w:color="E9ECEF"/>
@@ -4157,7 +4157,7 @@
                 <w:color w:val="59595B"/>
                 <w:sz w:val="19"/>
               </w:rPr>
-              <w:t>2026-04-08</w:t>
+              <w:t>—</w:t>
             </w:r>
           </w:p>
         </w:tc>
@@ -4189,7 +4189,7 @@
         </w:tc>
         <w:tc>
           <w:tcPr>
-            <w:tcW w:type="dxa" w:w="2592"/>
+            <w:tcW w:type="dxa" w:w="2448"/>
             <w:tcBorders>
               <w:top w:val="single" w:sz="4" w:color="E9ECEF"/>
               <w:left w:val="single" w:sz="4" w:color="E9ECEF"/>
@@ -4215,7 +4215,7 @@
         </w:tc>
         <w:tc>
           <w:tcPr>
-            <w:tcW w:type="dxa" w:w="1872"/>
+            <w:tcW w:type="dxa" w:w="1728"/>
             <w:tcBorders>
               <w:top w:val="single" w:sz="4" w:color="E9ECEF"/>
               <w:left w:val="single" w:sz="4" w:color="E9ECEF"/>
@@ -4241,7 +4241,7 @@
         </w:tc>
         <w:tc>
           <w:tcPr>
-            <w:tcW w:type="dxa" w:w="1872"/>
+            <w:tcW w:type="dxa" w:w="1728"/>
             <w:tcBorders>
               <w:top w:val="single" w:sz="4" w:color="E9ECEF"/>
               <w:left w:val="single" w:sz="4" w:color="E9ECEF"/>
@@ -4316,7 +4316,7 @@
                 <w:color w:val="59595B"/>
                 <w:sz w:val="19"/>
               </w:rPr>
-              <w:t>2026-04-08</w:t>
+              <w:t>—</w:t>
             </w:r>
           </w:p>
         </w:tc>
@@ -4349,7 +4349,7 @@
         </w:tc>
         <w:tc>
           <w:tcPr>
-            <w:tcW w:type="dxa" w:w="2592"/>
+            <w:tcW w:type="dxa" w:w="2448"/>
             <w:shd w:val="clear" w:color="auto" w:fill="F8F9FA"/>
             <w:tcBorders>
               <w:top w:val="single" w:sz="4" w:color="E9ECEF"/>
@@ -4376,7 +4376,7 @@
         </w:tc>
         <w:tc>
           <w:tcPr>
-            <w:tcW w:type="dxa" w:w="1872"/>
+            <w:tcW w:type="dxa" w:w="1728"/>
             <w:shd w:val="clear" w:color="auto" w:fill="F8F9FA"/>
             <w:tcBorders>
               <w:top w:val="single" w:sz="4" w:color="E9ECEF"/>
@@ -4403,7 +4403,7 @@
         </w:tc>
         <w:tc>
           <w:tcPr>
-            <w:tcW w:type="dxa" w:w="1872"/>
+            <w:tcW w:type="dxa" w:w="1728"/>
             <w:shd w:val="clear" w:color="auto" w:fill="F8F9FA"/>
             <w:tcBorders>
               <w:top w:val="single" w:sz="4" w:color="E9ECEF"/>
@@ -4479,7 +4479,7 @@
                 <w:color w:val="59595B"/>
                 <w:sz w:val="19"/>
               </w:rPr>
-              <w:t>2026-04-14</w:t>
+              <w:t>—</w:t>
             </w:r>
           </w:p>
         </w:tc>
@@ -4511,7 +4511,7 @@
         </w:tc>
         <w:tc>
           <w:tcPr>
-            <w:tcW w:type="dxa" w:w="2592"/>
+            <w:tcW w:type="dxa" w:w="2448"/>
             <w:tcBorders>
               <w:top w:val="single" w:sz="4" w:color="E9ECEF"/>
               <w:left w:val="single" w:sz="4" w:color="E9ECEF"/>
@@ -4537,7 +4537,7 @@
         </w:tc>
         <w:tc>
           <w:tcPr>
-            <w:tcW w:type="dxa" w:w="1872"/>
+            <w:tcW w:type="dxa" w:w="1728"/>
             <w:tcBorders>
               <w:top w:val="single" w:sz="4" w:color="E9ECEF"/>
               <w:left w:val="single" w:sz="4" w:color="E9ECEF"/>
@@ -4563,7 +4563,7 @@
         </w:tc>
         <w:tc>
           <w:tcPr>
-            <w:tcW w:type="dxa" w:w="1872"/>
+            <w:tcW w:type="dxa" w:w="1728"/>
             <w:tcBorders>
               <w:top w:val="single" w:sz="4" w:color="E9ECEF"/>
               <w:left w:val="single" w:sz="4" w:color="E9ECEF"/>
@@ -4638,7 +4638,7 @@
                 <w:color w:val="59595B"/>
                 <w:sz w:val="19"/>
               </w:rPr>
-              <w:t>2026-04-08</w:t>
+              <w:t>—</w:t>
             </w:r>
           </w:p>
         </w:tc>
@@ -4671,7 +4671,7 @@
         </w:tc>
         <w:tc>
           <w:tcPr>
-            <w:tcW w:type="dxa" w:w="2592"/>
+            <w:tcW w:type="dxa" w:w="2448"/>
             <w:shd w:val="clear" w:color="auto" w:fill="F8F9FA"/>
             <w:tcBorders>
               <w:top w:val="single" w:sz="4" w:color="E9ECEF"/>
@@ -4698,7 +4698,7 @@
         </w:tc>
         <w:tc>
           <w:tcPr>
-            <w:tcW w:type="dxa" w:w="1872"/>
+            <w:tcW w:type="dxa" w:w="1728"/>
             <w:shd w:val="clear" w:color="auto" w:fill="F8F9FA"/>
             <w:tcBorders>
               <w:top w:val="single" w:sz="4" w:color="E9ECEF"/>
@@ -4725,7 +4725,7 @@
         </w:tc>
         <w:tc>
           <w:tcPr>
-            <w:tcW w:type="dxa" w:w="1872"/>
+            <w:tcW w:type="dxa" w:w="1728"/>
             <w:shd w:val="clear" w:color="auto" w:fill="F8F9FA"/>
             <w:tcBorders>
               <w:top w:val="single" w:sz="4" w:color="E9ECEF"/>
@@ -4801,7 +4801,7 @@
                 <w:color w:val="59595B"/>
                 <w:sz w:val="19"/>
               </w:rPr>
-              <w:t>2026-04-08</w:t>
+              <w:t>—</w:t>
             </w:r>
           </w:p>
         </w:tc>
@@ -4833,7 +4833,7 @@
         </w:tc>
         <w:tc>
           <w:tcPr>
-            <w:tcW w:type="dxa" w:w="2592"/>
+            <w:tcW w:type="dxa" w:w="2448"/>
             <w:tcBorders>
               <w:top w:val="single" w:sz="4" w:color="E9ECEF"/>
               <w:left w:val="single" w:sz="4" w:color="E9ECEF"/>
@@ -4859,7 +4859,7 @@
         </w:tc>
         <w:tc>
           <w:tcPr>
-            <w:tcW w:type="dxa" w:w="1872"/>
+            <w:tcW w:type="dxa" w:w="1728"/>
             <w:tcBorders>
               <w:top w:val="single" w:sz="4" w:color="E9ECEF"/>
               <w:left w:val="single" w:sz="4" w:color="E9ECEF"/>
@@ -4885,7 +4885,7 @@
         </w:tc>
         <w:tc>
           <w:tcPr>
-            <w:tcW w:type="dxa" w:w="1872"/>
+            <w:tcW w:type="dxa" w:w="1728"/>
             <w:tcBorders>
               <w:top w:val="single" w:sz="4" w:color="E9ECEF"/>
               <w:left w:val="single" w:sz="4" w:color="E9ECEF"/>
@@ -4960,7 +4960,7 @@
                 <w:color w:val="59595B"/>
                 <w:sz w:val="19"/>
               </w:rPr>
-              <w:t>2026-04-08</w:t>
+              <w:t>—</w:t>
             </w:r>
           </w:p>
         </w:tc>
@@ -4993,7 +4993,7 @@
         </w:tc>
         <w:tc>
           <w:tcPr>
-            <w:tcW w:type="dxa" w:w="2592"/>
+            <w:tcW w:type="dxa" w:w="2448"/>
             <w:shd w:val="clear" w:color="auto" w:fill="F8F9FA"/>
             <w:tcBorders>
               <w:top w:val="single" w:sz="4" w:color="E9ECEF"/>
@@ -5020,7 +5020,7 @@
         </w:tc>
         <w:tc>
           <w:tcPr>
-            <w:tcW w:type="dxa" w:w="1872"/>
+            <w:tcW w:type="dxa" w:w="1728"/>
             <w:shd w:val="clear" w:color="auto" w:fill="F8F9FA"/>
             <w:tcBorders>
               <w:top w:val="single" w:sz="4" w:color="E9ECEF"/>
@@ -5047,7 +5047,7 @@
         </w:tc>
         <w:tc>
           <w:tcPr>
-            <w:tcW w:type="dxa" w:w="1872"/>
+            <w:tcW w:type="dxa" w:w="1728"/>
             <w:shd w:val="clear" w:color="auto" w:fill="F8F9FA"/>
             <w:tcBorders>
               <w:top w:val="single" w:sz="4" w:color="E9ECEF"/>
@@ -5123,7 +5123,7 @@
                 <w:color w:val="59595B"/>
                 <w:sz w:val="19"/>
               </w:rPr>
-              <w:t>2026-04-08</w:t>
+              <w:t>—</w:t>
             </w:r>
           </w:p>
         </w:tc>
@@ -5155,7 +5155,7 @@
         </w:tc>
         <w:tc>
           <w:tcPr>
-            <w:tcW w:type="dxa" w:w="2592"/>
+            <w:tcW w:type="dxa" w:w="2448"/>
             <w:tcBorders>
               <w:top w:val="single" w:sz="4" w:color="E9ECEF"/>
               <w:left w:val="single" w:sz="4" w:color="E9ECEF"/>
@@ -5181,7 +5181,7 @@
         </w:tc>
         <w:tc>
           <w:tcPr>
-            <w:tcW w:type="dxa" w:w="1872"/>
+            <w:tcW w:type="dxa" w:w="1728"/>
             <w:tcBorders>
               <w:top w:val="single" w:sz="4" w:color="E9ECEF"/>
               <w:left w:val="single" w:sz="4" w:color="E9ECEF"/>
@@ -5207,7 +5207,7 @@
         </w:tc>
         <w:tc>
           <w:tcPr>
-            <w:tcW w:type="dxa" w:w="1872"/>
+            <w:tcW w:type="dxa" w:w="1728"/>
             <w:tcBorders>
               <w:top w:val="single" w:sz="4" w:color="E9ECEF"/>
               <w:left w:val="single" w:sz="4" w:color="E9ECEF"/>
@@ -5282,7 +5282,7 @@
                 <w:color w:val="59595B"/>
                 <w:sz w:val="19"/>
               </w:rPr>
-              <w:t>2026-04-08</w:t>
+              <w:t>—</w:t>
             </w:r>
           </w:p>
         </w:tc>
@@ -5315,7 +5315,7 @@
         </w:tc>
         <w:tc>
           <w:tcPr>
-            <w:tcW w:type="dxa" w:w="2592"/>
+            <w:tcW w:type="dxa" w:w="2448"/>
             <w:shd w:val="clear" w:color="auto" w:fill="F8F9FA"/>
             <w:tcBorders>
               <w:top w:val="single" w:sz="4" w:color="E9ECEF"/>
@@ -5342,7 +5342,7 @@
         </w:tc>
         <w:tc>
           <w:tcPr>
-            <w:tcW w:type="dxa" w:w="1872"/>
+            <w:tcW w:type="dxa" w:w="1728"/>
             <w:shd w:val="clear" w:color="auto" w:fill="F8F9FA"/>
             <w:tcBorders>
               <w:top w:val="single" w:sz="4" w:color="E9ECEF"/>
@@ -5369,7 +5369,7 @@
         </w:tc>
         <w:tc>
           <w:tcPr>
-            <w:tcW w:type="dxa" w:w="1872"/>
+            <w:tcW w:type="dxa" w:w="1728"/>
             <w:shd w:val="clear" w:color="auto" w:fill="F8F9FA"/>
             <w:tcBorders>
               <w:top w:val="single" w:sz="4" w:color="E9ECEF"/>
@@ -5445,7 +5445,7 @@
                 <w:color w:val="59595B"/>
                 <w:sz w:val="19"/>
               </w:rPr>
-              <w:t>2026-04-14</w:t>
+              <w:t>—</w:t>
             </w:r>
           </w:p>
         </w:tc>
@@ -5477,7 +5477,7 @@
         </w:tc>
         <w:tc>
           <w:tcPr>
-            <w:tcW w:type="dxa" w:w="2592"/>
+            <w:tcW w:type="dxa" w:w="2448"/>
             <w:tcBorders>
               <w:top w:val="single" w:sz="4" w:color="E9ECEF"/>
               <w:left w:val="single" w:sz="4" w:color="E9ECEF"/>
@@ -5503,7 +5503,7 @@
         </w:tc>
         <w:tc>
           <w:tcPr>
-            <w:tcW w:type="dxa" w:w="1872"/>
+            <w:tcW w:type="dxa" w:w="1728"/>
             <w:tcBorders>
               <w:top w:val="single" w:sz="4" w:color="E9ECEF"/>
               <w:left w:val="single" w:sz="4" w:color="E9ECEF"/>
@@ -5529,7 +5529,7 @@
         </w:tc>
         <w:tc>
           <w:tcPr>
-            <w:tcW w:type="dxa" w:w="1872"/>
+            <w:tcW w:type="dxa" w:w="1728"/>
             <w:tcBorders>
               <w:top w:val="single" w:sz="4" w:color="E9ECEF"/>
               <w:left w:val="single" w:sz="4" w:color="E9ECEF"/>
@@ -5604,7 +5604,7 @@
                 <w:color w:val="59595B"/>
                 <w:sz w:val="19"/>
               </w:rPr>
-              <w:t>2026-04-14</w:t>
+              <w:t>—</w:t>
             </w:r>
           </w:p>
         </w:tc>
@@ -5637,7 +5637,7 @@
         </w:tc>
         <w:tc>
           <w:tcPr>
-            <w:tcW w:type="dxa" w:w="2592"/>
+            <w:tcW w:type="dxa" w:w="2448"/>
             <w:shd w:val="clear" w:color="auto" w:fill="F8F9FA"/>
             <w:tcBorders>
               <w:top w:val="single" w:sz="4" w:color="E9ECEF"/>
@@ -5664,7 +5664,7 @@
         </w:tc>
         <w:tc>
           <w:tcPr>
-            <w:tcW w:type="dxa" w:w="1872"/>
+            <w:tcW w:type="dxa" w:w="1728"/>
             <w:shd w:val="clear" w:color="auto" w:fill="F8F9FA"/>
             <w:tcBorders>
               <w:top w:val="single" w:sz="4" w:color="E9ECEF"/>
@@ -5691,7 +5691,7 @@
         </w:tc>
         <w:tc>
           <w:tcPr>
-            <w:tcW w:type="dxa" w:w="1872"/>
+            <w:tcW w:type="dxa" w:w="1728"/>
             <w:shd w:val="clear" w:color="auto" w:fill="F8F9FA"/>
             <w:tcBorders>
               <w:top w:val="single" w:sz="4" w:color="E9ECEF"/>
@@ -5767,7 +5767,7 @@
                 <w:color w:val="59595B"/>
                 <w:sz w:val="19"/>
               </w:rPr>
-              <w:t>2026-04-08</w:t>
+              <w:t>—</w:t>
             </w:r>
           </w:p>
         </w:tc>
@@ -5799,7 +5799,7 @@
         </w:tc>
         <w:tc>
           <w:tcPr>
-            <w:tcW w:type="dxa" w:w="2592"/>
+            <w:tcW w:type="dxa" w:w="2448"/>
             <w:tcBorders>
               <w:top w:val="single" w:sz="4" w:color="E9ECEF"/>
               <w:left w:val="single" w:sz="4" w:color="E9ECEF"/>
@@ -5825,7 +5825,7 @@
         </w:tc>
         <w:tc>
           <w:tcPr>
-            <w:tcW w:type="dxa" w:w="1872"/>
+            <w:tcW w:type="dxa" w:w="1728"/>
             <w:tcBorders>
               <w:top w:val="single" w:sz="4" w:color="E9ECEF"/>
               <w:left w:val="single" w:sz="4" w:color="E9ECEF"/>
@@ -5851,7 +5851,7 @@
         </w:tc>
         <w:tc>
           <w:tcPr>
-            <w:tcW w:type="dxa" w:w="1872"/>
+            <w:tcW w:type="dxa" w:w="1728"/>
             <w:tcBorders>
               <w:top w:val="single" w:sz="4" w:color="E9ECEF"/>
               <w:left w:val="single" w:sz="4" w:color="E9ECEF"/>
@@ -5926,7 +5926,7 @@
                 <w:color w:val="59595B"/>
                 <w:sz w:val="19"/>
               </w:rPr>
-              <w:t>2026-04-08</w:t>
+              <w:t>—</w:t>
             </w:r>
           </w:p>
         </w:tc>
@@ -5959,7 +5959,7 @@
         </w:tc>
         <w:tc>
           <w:tcPr>
-            <w:tcW w:type="dxa" w:w="2592"/>
+            <w:tcW w:type="dxa" w:w="2448"/>
             <w:shd w:val="clear" w:color="auto" w:fill="F8F9FA"/>
             <w:tcBorders>
               <w:top w:val="single" w:sz="4" w:color="E9ECEF"/>
@@ -5986,7 +5986,7 @@
         </w:tc>
         <w:tc>
           <w:tcPr>
-            <w:tcW w:type="dxa" w:w="1872"/>
+            <w:tcW w:type="dxa" w:w="1728"/>
             <w:shd w:val="clear" w:color="auto" w:fill="F8F9FA"/>
             <w:tcBorders>
               <w:top w:val="single" w:sz="4" w:color="E9ECEF"/>
@@ -6013,7 +6013,7 @@
         </w:tc>
         <w:tc>
           <w:tcPr>
-            <w:tcW w:type="dxa" w:w="1872"/>
+            <w:tcW w:type="dxa" w:w="1728"/>
             <w:shd w:val="clear" w:color="auto" w:fill="F8F9FA"/>
             <w:tcBorders>
               <w:top w:val="single" w:sz="4" w:color="E9ECEF"/>
@@ -6089,7 +6089,7 @@
                 <w:color w:val="59595B"/>
                 <w:sz w:val="19"/>
               </w:rPr>
-              <w:t>2026-04-01</w:t>
+              <w:t>—</w:t>
             </w:r>
           </w:p>
         </w:tc>
@@ -6121,7 +6121,7 @@
         </w:tc>
         <w:tc>
           <w:tcPr>
-            <w:tcW w:type="dxa" w:w="2592"/>
+            <w:tcW w:type="dxa" w:w="2448"/>
             <w:tcBorders>
               <w:top w:val="single" w:sz="4" w:color="E9ECEF"/>
               <w:left w:val="single" w:sz="4" w:color="E9ECEF"/>
@@ -6147,7 +6147,7 @@
         </w:tc>
         <w:tc>
           <w:tcPr>
-            <w:tcW w:type="dxa" w:w="1872"/>
+            <w:tcW w:type="dxa" w:w="1728"/>
             <w:tcBorders>
               <w:top w:val="single" w:sz="4" w:color="E9ECEF"/>
               <w:left w:val="single" w:sz="4" w:color="E9ECEF"/>
@@ -6173,7 +6173,7 @@
         </w:tc>
         <w:tc>
           <w:tcPr>
-            <w:tcW w:type="dxa" w:w="1872"/>
+            <w:tcW w:type="dxa" w:w="1728"/>
             <w:tcBorders>
               <w:top w:val="single" w:sz="4" w:color="E9ECEF"/>
               <w:left w:val="single" w:sz="4" w:color="E9ECEF"/>
@@ -6248,7 +6248,7 @@
                 <w:color w:val="59595B"/>
                 <w:sz w:val="19"/>
               </w:rPr>
-              <w:t>2026-04-01</w:t>
+              <w:t>—</w:t>
             </w:r>
           </w:p>
         </w:tc>
@@ -6281,7 +6281,7 @@
         </w:tc>
         <w:tc>
           <w:tcPr>
-            <w:tcW w:type="dxa" w:w="2592"/>
+            <w:tcW w:type="dxa" w:w="2448"/>
             <w:shd w:val="clear" w:color="auto" w:fill="F8F9FA"/>
             <w:tcBorders>
               <w:top w:val="single" w:sz="4" w:color="E9ECEF"/>
@@ -6308,7 +6308,7 @@
         </w:tc>
         <w:tc>
           <w:tcPr>
-            <w:tcW w:type="dxa" w:w="1872"/>
+            <w:tcW w:type="dxa" w:w="1728"/>
             <w:shd w:val="clear" w:color="auto" w:fill="F8F9FA"/>
             <w:tcBorders>
               <w:top w:val="single" w:sz="4" w:color="E9ECEF"/>
@@ -6335,7 +6335,7 @@
         </w:tc>
         <w:tc>
           <w:tcPr>
-            <w:tcW w:type="dxa" w:w="1872"/>
+            <w:tcW w:type="dxa" w:w="1728"/>
             <w:shd w:val="clear" w:color="auto" w:fill="F8F9FA"/>
             <w:tcBorders>
               <w:top w:val="single" w:sz="4" w:color="E9ECEF"/>
@@ -6411,7 +6411,7 @@
                 <w:color w:val="59595B"/>
                 <w:sz w:val="19"/>
               </w:rPr>
-              <w:t>2026-04-01</w:t>
+              <w:t>—</w:t>
             </w:r>
           </w:p>
         </w:tc>
@@ -6443,7 +6443,7 @@
         </w:tc>
         <w:tc>
           <w:tcPr>
-            <w:tcW w:type="dxa" w:w="2592"/>
+            <w:tcW w:type="dxa" w:w="2448"/>
             <w:tcBorders>
               <w:top w:val="single" w:sz="4" w:color="E9ECEF"/>
               <w:left w:val="single" w:sz="4" w:color="E9ECEF"/>
@@ -6469,7 +6469,7 @@
         </w:tc>
         <w:tc>
           <w:tcPr>
-            <w:tcW w:type="dxa" w:w="1872"/>
+            <w:tcW w:type="dxa" w:w="1728"/>
             <w:tcBorders>
               <w:top w:val="single" w:sz="4" w:color="E9ECEF"/>
               <w:left w:val="single" w:sz="4" w:color="E9ECEF"/>
@@ -6495,7 +6495,7 @@
         </w:tc>
         <w:tc>
           <w:tcPr>
-            <w:tcW w:type="dxa" w:w="1872"/>
+            <w:tcW w:type="dxa" w:w="1728"/>
             <w:tcBorders>
               <w:top w:val="single" w:sz="4" w:color="E9ECEF"/>
               <w:left w:val="single" w:sz="4" w:color="E9ECEF"/>
@@ -6789,6 +6789,78 @@
                 <w:color w:val="006DB6"/>
                 <w:sz w:val="28"/>
               </w:rPr>
+              <w:t xml:space="preserve">  Industry News &amp; Vendor Innovations</w:t>
+            </w:r>
+          </w:p>
+        </w:tc>
+      </w:tr>
+    </w:tbl>
+    <w:p>
+      <w:pPr>
+        <w:spacing w:after="160"/>
+      </w:pPr>
+      <w:r>
+        <w:rPr>
+          <w:rFonts w:ascii="Open Sans" w:hAnsi="Open Sans"/>
+          <w:b w:val="0"/>
+          <w:i w:val="0"/>
+          <w:color w:val="59595B"/>
+          <w:sz w:val="22"/>
+        </w:rPr>
+        <w:t>CrowdStrike announced no major platform changes this month. Routine detection-content updates and sensor improvements continued to roll out automatically. Technijian tracks CrowdStrike's release notes monthly so future updates land in this section as they're published.</w:t>
+      </w:r>
+    </w:p>
+    <w:p/>
+    <w:tbl>
+      <w:tblPr>
+        <w:tblW w:type="auto" w:w="0"/>
+        <w:tblLayout w:type="fixed"/>
+        <w:tblLook w:firstColumn="1" w:firstRow="1" w:lastColumn="0" w:lastRow="0" w:noHBand="0" w:noVBand="1" w:val="04A0"/>
+      </w:tblPr>
+      <w:tblGrid>
+        <w:gridCol w:w="94"/>
+        <w:gridCol w:w="8976"/>
+      </w:tblGrid>
+      <w:tr>
+        <w:tc>
+          <w:tcPr>
+            <w:tcW w:type="dxa" w:w="94"/>
+            <w:shd w:val="clear" w:color="auto" w:fill="006DB6"/>
+            <w:tcBorders>
+              <w:top w:val="nil"/>
+              <w:left w:val="nil"/>
+              <w:bottom w:val="nil"/>
+              <w:right w:val="nil"/>
+              <w:insideH w:val="nil"/>
+              <w:insideV w:val="nil"/>
+            </w:tcBorders>
+          </w:tcPr>
+          <w:p/>
+        </w:tc>
+        <w:tc>
+          <w:tcPr>
+            <w:tcW w:type="dxa" w:w="8976"/>
+            <w:tcBorders>
+              <w:top w:val="nil"/>
+              <w:left w:val="nil"/>
+              <w:bottom w:val="nil"/>
+              <w:right w:val="nil"/>
+              <w:insideH w:val="nil"/>
+              <w:insideV w:val="nil"/>
+            </w:tcBorders>
+          </w:tcPr>
+          <w:p>
+            <w:pPr>
+              <w:spacing w:before="80" w:after="80"/>
+            </w:pPr>
+            <w:r>
+              <w:rPr>
+                <w:rFonts w:ascii="Open Sans" w:hAnsi="Open Sans"/>
+                <w:b/>
+                <w:i w:val="0"/>
+                <w:color w:val="006DB6"/>
+                <w:sz w:val="28"/>
+              </w:rPr>
               <w:t xml:space="preserve">  Recommendations</w:t>
             </w:r>
           </w:p>
@@ -6807,7 +6879,184 @@
           <w:color w:val="59595B"/>
           <w:sz w:val="22"/>
         </w:rPr>
-        <w:t>No Critical or High severity alerts fired this month. Continue operating under your current Falcon policy and contact your Technijian account manager if you plan to add or remove endpoints.</w:t>
+        <w:t>No Critical or High severity alerts fired this month. Continue operating under your current Falcon policy and email support@technijian.com if you plan to add or remove endpoints.</w:t>
+      </w:r>
+    </w:p>
+    <w:p/>
+    <w:tbl>
+      <w:tblPr>
+        <w:tblW w:type="auto" w:w="0"/>
+        <w:tblLayout w:type="fixed"/>
+        <w:tblLook w:firstColumn="1" w:firstRow="1" w:lastColumn="0" w:lastRow="0" w:noHBand="0" w:noVBand="1" w:val="04A0"/>
+      </w:tblPr>
+      <w:tblGrid>
+        <w:gridCol w:w="94"/>
+        <w:gridCol w:w="8976"/>
+      </w:tblGrid>
+      <w:tr>
+        <w:tc>
+          <w:tcPr>
+            <w:tcW w:type="dxa" w:w="94"/>
+            <w:shd w:val="clear" w:color="auto" w:fill="006DB6"/>
+            <w:tcBorders>
+              <w:top w:val="nil"/>
+              <w:left w:val="nil"/>
+              <w:bottom w:val="nil"/>
+              <w:right w:val="nil"/>
+              <w:insideH w:val="nil"/>
+              <w:insideV w:val="nil"/>
+            </w:tcBorders>
+          </w:tcPr>
+          <w:p/>
+        </w:tc>
+        <w:tc>
+          <w:tcPr>
+            <w:tcW w:type="dxa" w:w="8976"/>
+            <w:tcBorders>
+              <w:top w:val="nil"/>
+              <w:left w:val="nil"/>
+              <w:bottom w:val="nil"/>
+              <w:right w:val="nil"/>
+              <w:insideH w:val="nil"/>
+              <w:insideV w:val="nil"/>
+            </w:tcBorders>
+          </w:tcPr>
+          <w:p>
+            <w:pPr>
+              <w:spacing w:before="80" w:after="80"/>
+            </w:pPr>
+            <w:r>
+              <w:rPr>
+                <w:rFonts w:ascii="Open Sans" w:hAnsi="Open Sans"/>
+                <w:b/>
+                <w:i w:val="0"/>
+                <w:color w:val="006DB6"/>
+                <w:sz w:val="28"/>
+              </w:rPr>
+              <w:t xml:space="preserve">  How This Protection Works</w:t>
+            </w:r>
+          </w:p>
+        </w:tc>
+      </w:tr>
+    </w:tbl>
+    <w:p>
+      <w:pPr>
+        <w:spacing w:after="160"/>
+      </w:pPr>
+      <w:r>
+        <w:rPr>
+          <w:rFonts w:ascii="Open Sans" w:hAnsi="Open Sans"/>
+          <w:b w:val="0"/>
+          <w:i w:val="0"/>
+          <w:color w:val="59595B"/>
+          <w:sz w:val="22"/>
+        </w:rPr>
+        <w:t>Your endpoints are protected by a layered security stack — CrowdStrike Falcon and Huntress working alongside each other — chosen and managed by Technijian as an MSP best-practice configuration. Here's what each piece does and why we run both.</w:t>
+      </w:r>
+    </w:p>
+    <w:p>
+      <w:pPr>
+        <w:spacing w:after="160"/>
+      </w:pPr>
+      <w:r>
+        <w:rPr>
+          <w:rFonts w:ascii="Open Sans" w:hAnsi="Open Sans"/>
+          <w:b/>
+          <w:i w:val="0"/>
+          <w:color w:val="1A1A2E"/>
+          <w:sz w:val="24"/>
+        </w:rPr>
+        <w:t>CrowdStrike Falcon: AI-driven EDR with the Falcon Overwatch SOC</w:t>
+      </w:r>
+    </w:p>
+    <w:p>
+      <w:pPr>
+        <w:spacing w:after="160"/>
+      </w:pPr>
+      <w:r>
+        <w:rPr>
+          <w:rFonts w:ascii="Open Sans" w:hAnsi="Open Sans"/>
+          <w:b w:val="0"/>
+          <w:i w:val="0"/>
+          <w:color w:val="59595B"/>
+          <w:sz w:val="22"/>
+        </w:rPr>
+        <w:t>CrowdStrike Falcon is the EDR (Endpoint Detection and Response) layer. Falcon's behavioral AI inspects every process, network connection, and file operation on your endpoints in real time and stops identified threats before they can execute. On top of the AI, CrowdStrike's Falcon Overwatch managed-threat-hunting team — the same elite NOC that protects Fortune 500s and government agencies — watches your environment 24×7 looking for the kind of slow, low-and-slow adversary tradecraft that automated detection alone can miss. Overwatch hunters reach out directly when they see something that needs immediate action.</w:t>
+      </w:r>
+    </w:p>
+    <w:p>
+      <w:pPr>
+        <w:spacing w:after="160"/>
+      </w:pPr>
+      <w:r>
+        <w:rPr>
+          <w:rFonts w:ascii="Open Sans" w:hAnsi="Open Sans"/>
+          <w:b/>
+          <w:i w:val="0"/>
+          <w:color w:val="1A1A2E"/>
+          <w:sz w:val="24"/>
+        </w:rPr>
+        <w:t>Huntress: managed detection &amp; response with a 24×7 SOC</w:t>
+      </w:r>
+    </w:p>
+    <w:p>
+      <w:pPr>
+        <w:spacing w:after="160"/>
+      </w:pPr>
+      <w:r>
+        <w:rPr>
+          <w:rFonts w:ascii="Open Sans" w:hAnsi="Open Sans"/>
+          <w:b w:val="0"/>
+          <w:i w:val="0"/>
+          <w:color w:val="59595B"/>
+          <w:sz w:val="22"/>
+        </w:rPr>
+        <w:t>Huntress runs its own Security Operations Center staffed with threat hunters who review every signal that fires on your endpoints around the clock — not just nights and weekends, but 24×7×365. When the Huntress agent flags suspicious behavior (persistence mechanisms, process injection, credential abuse, known-bad files), the activity is examined by Huntress threat hunters BEFORE it ever reaches Technijian. False positives are filtered out at the source so that what does reach our team is signal, not noise. When Huntress sees something that needs attention, they coordinate response with Technijian and provide guided remediation playbooks.</w:t>
+      </w:r>
+    </w:p>
+    <w:p>
+      <w:pPr>
+        <w:spacing w:after="160"/>
+      </w:pPr>
+      <w:r>
+        <w:rPr>
+          <w:rFonts w:ascii="Open Sans" w:hAnsi="Open Sans"/>
+          <w:b/>
+          <w:i w:val="0"/>
+          <w:color w:val="1A1A2E"/>
+          <w:sz w:val="24"/>
+        </w:rPr>
+        <w:t>Why both? Defense in depth.</w:t>
+      </w:r>
+    </w:p>
+    <w:p>
+      <w:pPr>
+        <w:spacing w:after="160"/>
+      </w:pPr>
+      <w:r>
+        <w:rPr>
+          <w:rFonts w:ascii="Open Sans" w:hAnsi="Open Sans"/>
+          <w:b w:val="0"/>
+          <w:i w:val="0"/>
+          <w:color w:val="59595B"/>
+          <w:sz w:val="22"/>
+        </w:rPr>
+        <w:t>CrowdStrike and Huntress are deliberately complementary. CrowdStrike's Falcon is industry-leading nation-state-grade EDR with the broadest telemetry collection and the most mature threat-intel feed in the market. Huntress is tuned for the SMB and mid-market threat landscape — phishing-driven footholds, persistence tradecraft, credential theft, and the kinds of attacks that target managed-service customers. They use different detection styles, different telemetry sources, and different threat-intelligence pipelines.</w:t>
+      </w:r>
+    </w:p>
+    <w:p>
+      <w:pPr>
+        <w:spacing w:after="160"/>
+      </w:pPr>
+      <w:r>
+        <w:rPr>
+          <w:rFonts w:ascii="Open Sans" w:hAnsi="Open Sans"/>
+          <w:b w:val="0"/>
+          <w:i w:val="0"/>
+          <w:color w:val="59595B"/>
+          <w:sz w:val="22"/>
+        </w:rPr>
+        <w:t>Running them together gives your endpoints two independent sets of expert eyes — CrowdStrike's Overwatch team and Huntress's SOC — both watching 24×7. If one platform misses something, the other is extremely likely to catch it. This redundant, layered approach is the configuration Technijian recommends as best-in-class endpoint protection for clients who can't afford a security incident.</w:t>
       </w:r>
     </w:p>
     <w:p/>

--- a/clients/rspmd/crowdstrike/monthly/2026-04/RSPMD-CrowdStrike-Activity-2026-04.docx
+++ b/clients/rspmd/crowdstrike/monthly/2026-04/RSPMD-CrowdStrike-Activity-2026-04.docx
@@ -6933,6 +6933,201 @@
                 <w:color w:val="006DB6"/>
                 <w:sz w:val="28"/>
               </w:rPr>
+              <w:t xml:space="preserve">  Compliance Alignment</w:t>
+            </w:r>
+          </w:p>
+        </w:tc>
+      </w:tr>
+    </w:tbl>
+    <w:p>
+      <w:pPr>
+        <w:spacing w:after="160"/>
+      </w:pPr>
+      <w:r>
+        <w:rPr>
+          <w:rFonts w:ascii="Open Sans" w:hAnsi="Open Sans"/>
+          <w:b w:val="0"/>
+          <w:i w:val="0"/>
+          <w:color w:val="59595B"/>
+          <w:sz w:val="22"/>
+        </w:rPr>
+        <w:t>This client's industry classification is Healthcare. Based on that classification, the data Technijian's stack is helping protect is most likely characterized as: PHI.</w:t>
+      </w:r>
+    </w:p>
+    <w:p>
+      <w:pPr>
+        <w:spacing w:after="160"/>
+      </w:pPr>
+      <w:r>
+        <w:rPr>
+          <w:rFonts w:ascii="Open Sans" w:hAnsi="Open Sans"/>
+          <w:b w:val="0"/>
+          <w:i w:val="0"/>
+          <w:color w:val="59595B"/>
+          <w:sz w:val="21"/>
+        </w:rPr>
+        <w:t>All endpoints handle Protected Health Information (PHI). HIPAA Security Rule (45 CFR §164.302-318) requires administrative, physical, and technical safeguards. The HITECH Act extends breach-notification and audit obligations. California CMIA (Civil Code §56) adds state-specific patient confidentiality rules.</w:t>
+      </w:r>
+    </w:p>
+    <w:p>
+      <w:pPr>
+        <w:spacing w:after="160"/>
+      </w:pPr>
+      <w:r>
+        <w:rPr>
+          <w:rFonts w:ascii="Open Sans" w:hAnsi="Open Sans"/>
+          <w:b/>
+          <w:i w:val="0"/>
+          <w:color w:val="1A1A2E"/>
+          <w:sz w:val="22"/>
+        </w:rPr>
+        <w:t>How Technijian's monitoring stack supports each framework:</w:t>
+      </w:r>
+    </w:p>
+    <w:p>
+      <w:pPr>
+        <w:pStyle w:val="ListBullet"/>
+        <w:spacing w:after="80"/>
+      </w:pPr>
+      <w:r>
+        <w:rPr>
+          <w:rFonts w:ascii="Open Sans" w:hAnsi="Open Sans"/>
+          <w:b/>
+          <w:i w:val="0"/>
+          <w:color w:val="1A1A2E"/>
+          <w:sz w:val="22"/>
+        </w:rPr>
+        <w:t xml:space="preserve">HIPAA: </w:t>
+      </w:r>
+      <w:r>
+        <w:rPr>
+          <w:rFonts w:ascii="Open Sans" w:hAnsi="Open Sans"/>
+          <w:b w:val="0"/>
+          <w:i w:val="0"/>
+          <w:color w:val="59595B"/>
+          <w:sz w:val="22"/>
+        </w:rPr>
+        <w:t>endpoint detection &amp; response (Huntress + CrowdStrike), patch management (Endpoint Central), access auditing, and 24x7 incident response satisfy the technical safeguard requirements of 45 CFR §164.312 (access control, audit controls, integrity, transmission security).</w:t>
+      </w:r>
+    </w:p>
+    <w:p>
+      <w:pPr>
+        <w:pStyle w:val="ListBullet"/>
+        <w:spacing w:after="80"/>
+      </w:pPr>
+      <w:r>
+        <w:rPr>
+          <w:rFonts w:ascii="Open Sans" w:hAnsi="Open Sans"/>
+          <w:b/>
+          <w:i w:val="0"/>
+          <w:color w:val="1A1A2E"/>
+          <w:sz w:val="22"/>
+        </w:rPr>
+        <w:t xml:space="preserve">HITECH: </w:t>
+      </w:r>
+      <w:r>
+        <w:rPr>
+          <w:rFonts w:ascii="Open Sans" w:hAnsi="Open Sans"/>
+          <w:b w:val="0"/>
+          <w:i w:val="0"/>
+          <w:color w:val="59595B"/>
+          <w:sz w:val="22"/>
+        </w:rPr>
+        <w:t>automated detection of suspicious access events and Technijian's documented incident-response process keeps the breach-notification clock from running silently — any potential PHI exposure is investigated and timestamped within hours.</w:t>
+      </w:r>
+    </w:p>
+    <w:p>
+      <w:pPr>
+        <w:pStyle w:val="ListBullet"/>
+        <w:spacing w:after="80"/>
+      </w:pPr>
+      <w:r>
+        <w:rPr>
+          <w:rFonts w:ascii="Open Sans" w:hAnsi="Open Sans"/>
+          <w:b/>
+          <w:i w:val="0"/>
+          <w:color w:val="1A1A2E"/>
+          <w:sz w:val="22"/>
+        </w:rPr>
+        <w:t xml:space="preserve">California CMIA: </w:t>
+      </w:r>
+      <w:r>
+        <w:rPr>
+          <w:rFonts w:ascii="Open Sans" w:hAnsi="Open Sans"/>
+          <w:b w:val="0"/>
+          <w:i w:val="0"/>
+          <w:color w:val="59595B"/>
+          <w:sz w:val="22"/>
+        </w:rPr>
+        <w:t>the same access-auditing and detection pipeline that supports HIPAA also covers California's stricter CMIA confidentiality requirements for medical information.</w:t>
+      </w:r>
+    </w:p>
+    <w:p>
+      <w:pPr>
+        <w:spacing w:after="160"/>
+      </w:pPr>
+      <w:r>
+        <w:rPr>
+          <w:rFonts w:ascii="Open Sans" w:hAnsi="Open Sans"/>
+          <w:b w:val="0"/>
+          <w:i w:val="0"/>
+          <w:color w:val="59595B"/>
+          <w:sz w:val="19"/>
+        </w:rPr>
+        <w:t>This classification was generated automatically from the client's name and contact-domain signals. If the industry or compliance scope shown here doesn't match your operations, please reply to this report and we'll update the classification — Technijian's team can also produce a deeper compliance-posture report on request.</w:t>
+      </w:r>
+    </w:p>
+    <w:p/>
+    <w:tbl>
+      <w:tblPr>
+        <w:tblW w:type="auto" w:w="0"/>
+        <w:tblLayout w:type="fixed"/>
+        <w:tblLook w:firstColumn="1" w:firstRow="1" w:lastColumn="0" w:lastRow="0" w:noHBand="0" w:noVBand="1" w:val="04A0"/>
+      </w:tblPr>
+      <w:tblGrid>
+        <w:gridCol w:w="94"/>
+        <w:gridCol w:w="8976"/>
+      </w:tblGrid>
+      <w:tr>
+        <w:tc>
+          <w:tcPr>
+            <w:tcW w:type="dxa" w:w="94"/>
+            <w:shd w:val="clear" w:color="auto" w:fill="006DB6"/>
+            <w:tcBorders>
+              <w:top w:val="nil"/>
+              <w:left w:val="nil"/>
+              <w:bottom w:val="nil"/>
+              <w:right w:val="nil"/>
+              <w:insideH w:val="nil"/>
+              <w:insideV w:val="nil"/>
+            </w:tcBorders>
+          </w:tcPr>
+          <w:p/>
+        </w:tc>
+        <w:tc>
+          <w:tcPr>
+            <w:tcW w:type="dxa" w:w="8976"/>
+            <w:tcBorders>
+              <w:top w:val="nil"/>
+              <w:left w:val="nil"/>
+              <w:bottom w:val="nil"/>
+              <w:right w:val="nil"/>
+              <w:insideH w:val="nil"/>
+              <w:insideV w:val="nil"/>
+            </w:tcBorders>
+          </w:tcPr>
+          <w:p>
+            <w:pPr>
+              <w:spacing w:before="80" w:after="80"/>
+            </w:pPr>
+            <w:r>
+              <w:rPr>
+                <w:rFonts w:ascii="Open Sans" w:hAnsi="Open Sans"/>
+                <w:b/>
+                <w:i w:val="0"/>
+                <w:color w:val="006DB6"/>
+                <w:sz w:val="28"/>
+              </w:rPr>
               <w:t xml:space="preserve">  How This Protection Works</w:t>
             </w:r>
           </w:p>
